--- a/Backend/Director_Disclosure/Output_Disclosures/2024-25/PETRONET_ENERGY_LIMITED/DIR-8/DIR8_RAKESH_KUMAR_MISHRA_10798340.docx
+++ b/Backend/Director_Disclosure/Output_Disclosures/2024-25/PETRONET_ENERGY_LIMITED/DIR-8/DIR8_RAKESH_KUMAR_MISHRA_10798340.docx
@@ -599,7 +599,7 @@
           <w:b w:val="0"/>
           <w:sz w:val="23"/>
         </w:rPr>
-        <w:t xml:space="preserve">Date: 07th May, 2026</w:t>
+        <w:t xml:space="preserve">Date: 15th May, 2026</w:t>
         <w:tab/>
       </w:r>
     </w:p>

--- a/Backend/Director_Disclosure/Output_Disclosures/2024-25/PETRONET_ENERGY_LIMITED/DIR-8/DIR8_RAKESH_KUMAR_MISHRA_10798340.docx
+++ b/Backend/Director_Disclosure/Output_Disclosures/2024-25/PETRONET_ENERGY_LIMITED/DIR-8/DIR8_RAKESH_KUMAR_MISHRA_10798340.docx
@@ -340,7 +340,7 @@
                 <w:b w:val="0"/>
                 <w:sz w:val="23"/>
               </w:rPr>
-              <w:t>ADANI PETRONET (DAHEJ) PORT LIMITED</w:t>
+              <w:t>PETRONET ENERGY LIMITED</w:t>
             </w:r>
           </w:p>
         </w:tc>
@@ -359,7 +359,7 @@
                 <w:b w:val="0"/>
                 <w:sz w:val="23"/>
               </w:rPr>
-              <w:t>06/01/2025</w:t>
+              <w:t>03/09/2025</w:t>
             </w:r>
           </w:p>
         </w:tc>
@@ -410,7 +410,7 @@
                 <w:b w:val="0"/>
                 <w:sz w:val="23"/>
               </w:rPr>
-              <w:t>PETRONET ENERGY LIMITED</w:t>
+              <w:t>ADANI PETRONET (DAHEJ) PORT LIMITED</w:t>
             </w:r>
           </w:p>
         </w:tc>
@@ -429,7 +429,7 @@
                 <w:b w:val="0"/>
                 <w:sz w:val="23"/>
               </w:rPr>
-              <w:t>07/10/2024</w:t>
+              <w:t>23/06/2025</w:t>
             </w:r>
           </w:p>
         </w:tc>
@@ -599,7 +599,7 @@
           <w:b w:val="0"/>
           <w:sz w:val="23"/>
         </w:rPr>
-        <w:t xml:space="preserve">Date: 15th May, 2026</w:t>
+        <w:t xml:space="preserve">Date: 08th June, 2026</w:t>
         <w:tab/>
       </w:r>
     </w:p>
